--- a/TheProspector/Assets/Docs/Testing/Testitapauslomake-esitäytetty.docx
+++ b/TheProspector/Assets/Docs/Testing/Testitapauslomake-esitäytetty.docx
@@ -50,6 +50,7 @@
             </w:pPr>
             <w:r>
               <w:rPr>
+                <w:noProof/>
                 <w:lang w:val="fi-FI"/>
               </w:rPr>
               <w:drawing>
@@ -338,6 +339,14 @@
               </w:rPr>
               <w:t>D(n)T-VPD_</w:t>
             </w:r>
+            <w:r>
+              <w:rPr>
+                <w:bCs/>
+                <w:color w:val="008000"/>
+                <w:lang w:val="fi-FI"/>
+              </w:rPr>
+              <w:t>9</w:t>
+            </w:r>
           </w:p>
         </w:tc>
         <w:tc>
@@ -463,6 +472,13 @@
               </w:rPr>
               <w:t xml:space="preserve"> </w:t>
             </w:r>
+            <w:r>
+              <w:rPr>
+                <w:b/>
+                <w:lang w:val="fi-FI"/>
+              </w:rPr>
+              <w:t>Keskitaso</w:t>
+            </w:r>
           </w:p>
         </w:tc>
         <w:tc>
@@ -519,7 +535,28 @@
                 <w:color w:val="008000"/>
                 <w:lang w:val="fi-FI"/>
               </w:rPr>
-              <w:t>14.11.2025</w:t>
+              <w:t>2</w:t>
+            </w:r>
+            <w:r>
+              <w:rPr>
+                <w:color w:val="008000"/>
+                <w:lang w:val="fi-FI"/>
+              </w:rPr>
+              <w:t>.</w:t>
+            </w:r>
+            <w:r>
+              <w:rPr>
+                <w:color w:val="008000"/>
+                <w:lang w:val="fi-FI"/>
+              </w:rPr>
+              <w:t>12</w:t>
+            </w:r>
+            <w:r>
+              <w:rPr>
+                <w:color w:val="008000"/>
+                <w:lang w:val="fi-FI"/>
+              </w:rPr>
+              <w:t>.2025</w:t>
             </w:r>
             <w:r>
               <w:rPr>
@@ -691,6 +728,14 @@
               </w:rPr>
               <w:t xml:space="preserve"> </w:t>
             </w:r>
+            <w:r>
+              <w:rPr>
+                <w:b/>
+                <w:bCs/>
+                <w:lang w:val="fi-FI"/>
+              </w:rPr>
+              <w:t>Jitter-mittaus (RTT-viiveen vaihtelu)</w:t>
+            </w:r>
           </w:p>
         </w:tc>
         <w:tc>
@@ -747,7 +792,14 @@
                 <w:color w:val="008000"/>
                 <w:lang w:val="fi-FI"/>
               </w:rPr>
-              <w:t>14/15/16.11.2025</w:t>
+              <w:t>2.12</w:t>
+            </w:r>
+            <w:r>
+              <w:rPr>
+                <w:color w:val="008000"/>
+                <w:lang w:val="fi-FI"/>
+              </w:rPr>
+              <w:t>.2025</w:t>
             </w:r>
           </w:p>
         </w:tc>
@@ -802,6 +854,12 @@
               </w:rPr>
               <w:t xml:space="preserve"> </w:t>
             </w:r>
+            <w:r>
+              <w:rPr>
+                <w:lang w:val="fi-FI"/>
+              </w:rPr>
+              <w:t>Mitataan RTT-viiveen vaihtelua ping-komennolla, kun asiakas lähettää pelitoimintoa palvelimelle.</w:t>
+            </w:r>
           </w:p>
         </w:tc>
         <w:tc>
@@ -994,6 +1052,14 @@
               </w:rPr>
               <w:t xml:space="preserve"> </w:t>
             </w:r>
+            <w:r>
+              <w:rPr>
+                <w:b/>
+                <w:bCs/>
+                <w:lang w:val="fi-FI"/>
+              </w:rPr>
+              <w:t>Palvelin käynnissä (headless build), asiakas yhdistynyt, windows command prompt</w:t>
+            </w:r>
           </w:p>
         </w:tc>
       </w:tr>
@@ -1043,6 +1109,13 @@
                 <w:lang w:val="fi-FI"/>
               </w:rPr>
               <w:t xml:space="preserve"> </w:t>
+            </w:r>
+            <w:r>
+              <w:rPr>
+                <w:b/>
+                <w:lang w:val="fi-FI"/>
+              </w:rPr>
+              <w:t>Ping komento</w:t>
             </w:r>
           </w:p>
         </w:tc>
@@ -1454,6 +1527,14 @@
                 <w:lang w:val="fi-FI"/>
               </w:rPr>
             </w:pPr>
+            <w:r>
+              <w:rPr>
+                <w:sz w:val="18"/>
+                <w:szCs w:val="18"/>
+                <w:lang w:val="fi-FI"/>
+              </w:rPr>
+              <w:t>Suorita ping&lt;ip&gt; -t</w:t>
+            </w:r>
           </w:p>
         </w:tc>
         <w:tc>
@@ -1479,6 +1560,14 @@
                 <w:lang w:val="fi-FI"/>
               </w:rPr>
             </w:pPr>
+            <w:r>
+              <w:rPr>
+                <w:sz w:val="18"/>
+                <w:szCs w:val="18"/>
+                <w:lang w:val="fi-FI"/>
+              </w:rPr>
+              <w:t xml:space="preserve"> static ip</w:t>
+            </w:r>
           </w:p>
         </w:tc>
         <w:tc>
@@ -1503,6 +1592,14 @@
                 <w:lang w:val="fi-FI"/>
               </w:rPr>
             </w:pPr>
+            <w:r>
+              <w:rPr>
+                <w:sz w:val="18"/>
+                <w:szCs w:val="18"/>
+                <w:lang w:val="fi-FI"/>
+              </w:rPr>
+              <w:t xml:space="preserve"> RTT arvoja ruudulle</w:t>
+            </w:r>
           </w:p>
         </w:tc>
         <w:tc>
@@ -1527,6 +1624,14 @@
                 <w:lang w:val="fi-FI"/>
               </w:rPr>
             </w:pPr>
+            <w:r>
+              <w:rPr>
+                <w:sz w:val="18"/>
+                <w:szCs w:val="18"/>
+                <w:lang w:val="fi-FI"/>
+              </w:rPr>
+              <w:t>&lt;-</w:t>
+            </w:r>
           </w:p>
         </w:tc>
         <w:tc>
@@ -1551,6 +1656,14 @@
                 <w:lang w:val="fi-FI"/>
               </w:rPr>
             </w:pPr>
+            <w:r>
+              <w:rPr>
+                <w:sz w:val="18"/>
+                <w:szCs w:val="18"/>
+                <w:lang w:val="fi-FI"/>
+              </w:rPr>
+              <w:t xml:space="preserve"> Läpi</w:t>
+            </w:r>
           </w:p>
         </w:tc>
         <w:tc>
@@ -1645,6 +1758,14 @@
                 <w:lang w:val="fi-FI"/>
               </w:rPr>
             </w:pPr>
+            <w:r>
+              <w:rPr>
+                <w:sz w:val="18"/>
+                <w:szCs w:val="18"/>
+                <w:lang w:val="fi-FI"/>
+              </w:rPr>
+              <w:t>Asiakas tekee toimintoja</w:t>
+            </w:r>
           </w:p>
         </w:tc>
         <w:tc>
@@ -1678,6 +1799,14 @@
               </w:rPr>
               <w:t xml:space="preserve"> </w:t>
             </w:r>
+            <w:r>
+              <w:rPr>
+                <w:sz w:val="18"/>
+                <w:szCs w:val="18"/>
+                <w:lang w:val="fi-FI"/>
+              </w:rPr>
+              <w:t>Spacebar</w:t>
+            </w:r>
           </w:p>
         </w:tc>
         <w:tc>
@@ -1702,6 +1831,14 @@
                 <w:lang w:val="fi-FI"/>
               </w:rPr>
             </w:pPr>
+            <w:r>
+              <w:rPr>
+                <w:sz w:val="18"/>
+                <w:szCs w:val="18"/>
+                <w:lang w:val="fi-FI"/>
+              </w:rPr>
+              <w:t xml:space="preserve"> liikennettä, ei yhteyskatkoja</w:t>
+            </w:r>
           </w:p>
         </w:tc>
         <w:tc>
@@ -1734,6 +1871,14 @@
               </w:rPr>
               <w:t xml:space="preserve"> </w:t>
             </w:r>
+            <w:r>
+              <w:rPr>
+                <w:sz w:val="18"/>
+                <w:szCs w:val="18"/>
+                <w:lang w:val="fi-FI"/>
+              </w:rPr>
+              <w:t>&lt;-</w:t>
+            </w:r>
           </w:p>
         </w:tc>
         <w:tc>
@@ -1758,6 +1903,14 @@
                 <w:lang w:val="fi-FI"/>
               </w:rPr>
             </w:pPr>
+            <w:r>
+              <w:rPr>
+                <w:sz w:val="18"/>
+                <w:szCs w:val="18"/>
+                <w:lang w:val="fi-FI"/>
+              </w:rPr>
+              <w:t>Läpi</w:t>
+            </w:r>
           </w:p>
         </w:tc>
         <w:tc>
@@ -1854,6 +2007,14 @@
               </w:rPr>
               <w:t xml:space="preserve"> </w:t>
             </w:r>
+            <w:r>
+              <w:rPr>
+                <w:sz w:val="18"/>
+                <w:szCs w:val="18"/>
+                <w:lang w:val="fi-FI"/>
+              </w:rPr>
+              <w:t>Listaa arvot</w:t>
+            </w:r>
           </w:p>
         </w:tc>
         <w:tc>
@@ -1879,6 +2040,14 @@
                 <w:lang w:val="fi-FI"/>
               </w:rPr>
             </w:pPr>
+            <w:r>
+              <w:rPr>
+                <w:sz w:val="18"/>
+                <w:szCs w:val="18"/>
+                <w:lang w:val="fi-FI"/>
+              </w:rPr>
+              <w:t xml:space="preserve"> </w:t>
+            </w:r>
           </w:p>
         </w:tc>
         <w:tc>
@@ -1903,6 +2072,14 @@
                 <w:lang w:val="fi-FI"/>
               </w:rPr>
             </w:pPr>
+            <w:r>
+              <w:rPr>
+                <w:sz w:val="18"/>
+                <w:szCs w:val="18"/>
+                <w:lang w:val="fi-FI"/>
+              </w:rPr>
+              <w:t xml:space="preserve"> Data tallennettu</w:t>
+            </w:r>
           </w:p>
         </w:tc>
         <w:tc>
@@ -1935,6 +2112,14 @@
               </w:rPr>
               <w:t xml:space="preserve"> </w:t>
             </w:r>
+            <w:r>
+              <w:rPr>
+                <w:sz w:val="18"/>
+                <w:szCs w:val="18"/>
+                <w:lang w:val="fi-FI"/>
+              </w:rPr>
+              <w:t>&lt;-</w:t>
+            </w:r>
           </w:p>
         </w:tc>
         <w:tc>
@@ -1959,6 +2144,14 @@
                 <w:lang w:val="fi-FI"/>
               </w:rPr>
             </w:pPr>
+            <w:r>
+              <w:rPr>
+                <w:sz w:val="18"/>
+                <w:szCs w:val="18"/>
+                <w:lang w:val="fi-FI"/>
+              </w:rPr>
+              <w:t>Läpi</w:t>
+            </w:r>
           </w:p>
         </w:tc>
         <w:tc>
@@ -2055,6 +2248,14 @@
               </w:rPr>
               <w:t xml:space="preserve"> </w:t>
             </w:r>
+            <w:r>
+              <w:rPr>
+                <w:sz w:val="18"/>
+                <w:szCs w:val="18"/>
+                <w:lang w:val="fi-FI"/>
+              </w:rPr>
+              <w:t>Laske jitter</w:t>
+            </w:r>
           </w:p>
         </w:tc>
         <w:tc>
@@ -2104,6 +2305,14 @@
                 <w:lang w:val="fi-FI"/>
               </w:rPr>
             </w:pPr>
+            <w:r>
+              <w:rPr>
+                <w:sz w:val="18"/>
+                <w:szCs w:val="18"/>
+                <w:lang w:val="fi-FI"/>
+              </w:rPr>
+              <w:t xml:space="preserve"> jitter laskettavissa</w:t>
+            </w:r>
           </w:p>
         </w:tc>
         <w:tc>
@@ -2128,6 +2337,14 @@
                 <w:lang w:val="fi-FI"/>
               </w:rPr>
             </w:pPr>
+            <w:r>
+              <w:rPr>
+                <w:sz w:val="18"/>
+                <w:szCs w:val="18"/>
+                <w:lang w:val="fi-FI"/>
+              </w:rPr>
+              <w:t xml:space="preserve"> &lt;-</w:t>
+            </w:r>
           </w:p>
         </w:tc>
         <w:tc>
@@ -2152,6 +2369,14 @@
                 <w:lang w:val="fi-FI"/>
               </w:rPr>
             </w:pPr>
+            <w:r>
+              <w:rPr>
+                <w:sz w:val="18"/>
+                <w:szCs w:val="18"/>
+                <w:lang w:val="fi-FI"/>
+              </w:rPr>
+              <w:t>Läpi</w:t>
+            </w:r>
           </w:p>
         </w:tc>
         <w:tc>
@@ -2424,6 +2649,7 @@
       </w:pPr>
       <w:r>
         <w:rPr>
+          <w:noProof/>
           <w:lang w:val="fi-FI"/>
         </w:rPr>
         <mc:AlternateContent>
@@ -2499,6 +2725,7 @@
       </w:r>
       <w:r>
         <w:rPr>
+          <w:noProof/>
           <w:lang w:val="fi-FI"/>
         </w:rPr>
         <mc:AlternateContent>
@@ -2574,6 +2801,7 @@
       </w:r>
       <w:r>
         <w:rPr>
+          <w:noProof/>
           <w:lang w:val="fi-FI"/>
         </w:rPr>
         <mc:AlternateContent>
@@ -2649,6 +2877,7 @@
       </w:r>
       <w:r>
         <w:rPr>
+          <w:noProof/>
           <w:lang w:val="fi-FI"/>
         </w:rPr>
         <mc:AlternateContent>
@@ -2727,6 +2956,18 @@
           <w:lang w:val="fi-FI"/>
         </w:rPr>
         <w:tab/>
+      </w:r>
+      <w:r>
+        <w:rPr>
+          <w:lang w:val="fi-FI"/>
+        </w:rPr>
+        <w:t xml:space="preserve">Yhteys vakaa. Hajonta 10 – 13 ms. Yksittäinen piikki 34ms. </w:t>
+      </w:r>
+      <w:r>
+        <w:rPr>
+          <w:lang w:val="fi-FI"/>
+        </w:rPr>
+        <w:t>Jitter = 34-10 = 24ms.</w:t>
       </w:r>
     </w:p>
     <w:p>

--- a/TheProspector/Assets/Docs/Testing/Testitapauslomake-esitäytetty.docx
+++ b/TheProspector/Assets/Docs/Testing/Testitapauslomake-esitäytetty.docx
@@ -334,18 +334,9 @@
             <w:r>
               <w:rPr>
                 <w:bCs/>
-                <w:color w:val="008000"/>
                 <w:lang w:val="fi-FI"/>
               </w:rPr>
               <w:t>D(n)T-VPD_</w:t>
-            </w:r>
-            <w:r>
-              <w:rPr>
-                <w:bCs/>
-                <w:color w:val="008000"/>
-                <w:lang w:val="fi-FI"/>
-              </w:rPr>
-              <w:t>9</w:t>
             </w:r>
           </w:p>
         </w:tc>
@@ -401,7 +392,6 @@
             </w:r>
             <w:r>
               <w:rPr>
-                <w:color w:val="008000"/>
                 <w:lang w:val="fi-FI"/>
               </w:rPr>
               <w:t>Saku Nurmiranta</w:t>
@@ -472,13 +462,6 @@
               </w:rPr>
               <w:t xml:space="preserve"> </w:t>
             </w:r>
-            <w:r>
-              <w:rPr>
-                <w:b/>
-                <w:lang w:val="fi-FI"/>
-              </w:rPr>
-              <w:t>Keskitaso</w:t>
-            </w:r>
           </w:p>
         </w:tc>
         <w:tc>
@@ -526,40 +509,6 @@
             <w:r>
               <w:rPr>
                 <w:b/>
-                <w:lang w:val="fi-FI"/>
-              </w:rPr>
-              <w:t xml:space="preserve"> </w:t>
-            </w:r>
-            <w:r>
-              <w:rPr>
-                <w:color w:val="008000"/>
-                <w:lang w:val="fi-FI"/>
-              </w:rPr>
-              <w:t>2</w:t>
-            </w:r>
-            <w:r>
-              <w:rPr>
-                <w:color w:val="008000"/>
-                <w:lang w:val="fi-FI"/>
-              </w:rPr>
-              <w:t>.</w:t>
-            </w:r>
-            <w:r>
-              <w:rPr>
-                <w:color w:val="008000"/>
-                <w:lang w:val="fi-FI"/>
-              </w:rPr>
-              <w:t>12</w:t>
-            </w:r>
-            <w:r>
-              <w:rPr>
-                <w:color w:val="008000"/>
-                <w:lang w:val="fi-FI"/>
-              </w:rPr>
-              <w:t>.2025</w:t>
-            </w:r>
-            <w:r>
-              <w:rPr>
                 <w:lang w:val="fi-FI"/>
               </w:rPr>
               <w:t xml:space="preserve"> </w:t>
@@ -609,14 +558,6 @@
               </w:rPr>
               <w:t xml:space="preserve">: </w:t>
             </w:r>
-            <w:r>
-              <w:rPr>
-                <w:bCs/>
-                <w:color w:val="008000"/>
-                <w:lang w:val="fi-FI"/>
-              </w:rPr>
-              <w:t>Networking_Demo_Architecture</w:t>
-            </w:r>
           </w:p>
         </w:tc>
         <w:tc>
@@ -670,7 +611,6 @@
             </w:r>
             <w:r>
               <w:rPr>
-                <w:color w:val="008000"/>
                 <w:lang w:val="fi-FI"/>
               </w:rPr>
               <w:t>Saku Nurmiranta</w:t>
@@ -728,14 +668,6 @@
               </w:rPr>
               <w:t xml:space="preserve"> </w:t>
             </w:r>
-            <w:r>
-              <w:rPr>
-                <w:b/>
-                <w:bCs/>
-                <w:lang w:val="fi-FI"/>
-              </w:rPr>
-              <w:t>Jitter-mittaus (RTT-viiveen vaihtelu)</w:t>
-            </w:r>
           </w:p>
         </w:tc>
         <w:tc>
@@ -786,20 +718,6 @@
                 <w:lang w:val="fi-FI"/>
               </w:rPr>
               <w:t xml:space="preserve"> </w:t>
-            </w:r>
-            <w:r>
-              <w:rPr>
-                <w:color w:val="008000"/>
-                <w:lang w:val="fi-FI"/>
-              </w:rPr>
-              <w:t>2.12</w:t>
-            </w:r>
-            <w:r>
-              <w:rPr>
-                <w:color w:val="008000"/>
-                <w:lang w:val="fi-FI"/>
-              </w:rPr>
-              <w:t>.2025</w:t>
             </w:r>
           </w:p>
         </w:tc>
@@ -854,12 +772,6 @@
               </w:rPr>
               <w:t xml:space="preserve"> </w:t>
             </w:r>
-            <w:r>
-              <w:rPr>
-                <w:lang w:val="fi-FI"/>
-              </w:rPr>
-              <w:t>Mitataan RTT-viiveen vaihtelua ping-komennolla, kun asiakas lähettää pelitoimintoa palvelimelle.</w:t>
-            </w:r>
           </w:p>
         </w:tc>
         <w:tc>
@@ -1052,14 +964,6 @@
               </w:rPr>
               <w:t xml:space="preserve"> </w:t>
             </w:r>
-            <w:r>
-              <w:rPr>
-                <w:b/>
-                <w:bCs/>
-                <w:lang w:val="fi-FI"/>
-              </w:rPr>
-              <w:t>Palvelin käynnissä (headless build), asiakas yhdistynyt, windows command prompt</w:t>
-            </w:r>
           </w:p>
         </w:tc>
       </w:tr>
@@ -1109,13 +1013,6 @@
                 <w:lang w:val="fi-FI"/>
               </w:rPr>
               <w:t xml:space="preserve"> </w:t>
-            </w:r>
-            <w:r>
-              <w:rPr>
-                <w:b/>
-                <w:lang w:val="fi-FI"/>
-              </w:rPr>
-              <w:t>Ping komento</w:t>
             </w:r>
           </w:p>
         </w:tc>
@@ -1527,14 +1424,6 @@
                 <w:lang w:val="fi-FI"/>
               </w:rPr>
             </w:pPr>
-            <w:r>
-              <w:rPr>
-                <w:sz w:val="18"/>
-                <w:szCs w:val="18"/>
-                <w:lang w:val="fi-FI"/>
-              </w:rPr>
-              <w:t>Suorita ping&lt;ip&gt; -t</w:t>
-            </w:r>
           </w:p>
         </w:tc>
         <w:tc>
@@ -1566,7 +1455,7 @@
                 <w:szCs w:val="18"/>
                 <w:lang w:val="fi-FI"/>
               </w:rPr>
-              <w:t xml:space="preserve"> static ip</w:t>
+              <w:t xml:space="preserve"> </w:t>
             </w:r>
           </w:p>
         </w:tc>
@@ -1598,7 +1487,7 @@
                 <w:szCs w:val="18"/>
                 <w:lang w:val="fi-FI"/>
               </w:rPr>
-              <w:t xml:space="preserve"> RTT arvoja ruudulle</w:t>
+              <w:t xml:space="preserve"> </w:t>
             </w:r>
           </w:p>
         </w:tc>
@@ -1624,14 +1513,6 @@
                 <w:lang w:val="fi-FI"/>
               </w:rPr>
             </w:pPr>
-            <w:r>
-              <w:rPr>
-                <w:sz w:val="18"/>
-                <w:szCs w:val="18"/>
-                <w:lang w:val="fi-FI"/>
-              </w:rPr>
-              <w:t>&lt;-</w:t>
-            </w:r>
           </w:p>
         </w:tc>
         <w:tc>
@@ -1662,7 +1543,7 @@
                 <w:szCs w:val="18"/>
                 <w:lang w:val="fi-FI"/>
               </w:rPr>
-              <w:t xml:space="preserve"> Läpi</w:t>
+              <w:t xml:space="preserve"> </w:t>
             </w:r>
           </w:p>
         </w:tc>
@@ -1758,14 +1639,6 @@
                 <w:lang w:val="fi-FI"/>
               </w:rPr>
             </w:pPr>
-            <w:r>
-              <w:rPr>
-                <w:sz w:val="18"/>
-                <w:szCs w:val="18"/>
-                <w:lang w:val="fi-FI"/>
-              </w:rPr>
-              <w:t>Asiakas tekee toimintoja</w:t>
-            </w:r>
           </w:p>
         </w:tc>
         <w:tc>
@@ -1799,14 +1672,6 @@
               </w:rPr>
               <w:t xml:space="preserve"> </w:t>
             </w:r>
-            <w:r>
-              <w:rPr>
-                <w:sz w:val="18"/>
-                <w:szCs w:val="18"/>
-                <w:lang w:val="fi-FI"/>
-              </w:rPr>
-              <w:t>Spacebar</w:t>
-            </w:r>
           </w:p>
         </w:tc>
         <w:tc>
@@ -1837,7 +1702,7 @@
                 <w:szCs w:val="18"/>
                 <w:lang w:val="fi-FI"/>
               </w:rPr>
-              <w:t xml:space="preserve"> liikennettä, ei yhteyskatkoja</w:t>
+              <w:t xml:space="preserve"> </w:t>
             </w:r>
           </w:p>
         </w:tc>
@@ -1871,14 +1736,6 @@
               </w:rPr>
               <w:t xml:space="preserve"> </w:t>
             </w:r>
-            <w:r>
-              <w:rPr>
-                <w:sz w:val="18"/>
-                <w:szCs w:val="18"/>
-                <w:lang w:val="fi-FI"/>
-              </w:rPr>
-              <w:t>&lt;-</w:t>
-            </w:r>
           </w:p>
         </w:tc>
         <w:tc>
@@ -1903,14 +1760,6 @@
                 <w:lang w:val="fi-FI"/>
               </w:rPr>
             </w:pPr>
-            <w:r>
-              <w:rPr>
-                <w:sz w:val="18"/>
-                <w:szCs w:val="18"/>
-                <w:lang w:val="fi-FI"/>
-              </w:rPr>
-              <w:t>Läpi</w:t>
-            </w:r>
           </w:p>
         </w:tc>
         <w:tc>
@@ -1999,6 +1848,31 @@
                 <w:lang w:val="fi-FI"/>
               </w:rPr>
             </w:pPr>
+          </w:p>
+        </w:tc>
+        <w:tc>
+          <w:tcPr>
+            <w:tcW w:w="2160" w:type="dxa"/>
+            <w:tcBorders>
+              <w:top w:val="nil"/>
+              <w:left w:val="nil"/>
+              <w:bottom w:val="single" w:sz="8" w:space="0" w:color="auto"/>
+              <w:right w:val="single" w:sz="8" w:space="0" w:color="auto"/>
+            </w:tcBorders>
+            <w:vAlign w:val="bottom"/>
+          </w:tcPr>
+          <w:p>
+            <w:pPr>
+              <w:widowControl w:val="0"/>
+              <w:autoSpaceDE w:val="0"/>
+              <w:autoSpaceDN w:val="0"/>
+              <w:adjustRightInd w:val="0"/>
+              <w:rPr>
+                <w:sz w:val="18"/>
+                <w:szCs w:val="18"/>
+                <w:lang w:val="fi-FI"/>
+              </w:rPr>
+            </w:pPr>
             <w:r>
               <w:rPr>
                 <w:sz w:val="18"/>
@@ -2007,26 +1881,17 @@
               </w:rPr>
               <w:t xml:space="preserve"> </w:t>
             </w:r>
-            <w:r>
-              <w:rPr>
-                <w:sz w:val="18"/>
-                <w:szCs w:val="18"/>
-                <w:lang w:val="fi-FI"/>
-              </w:rPr>
-              <w:t>Listaa arvot</w:t>
-            </w:r>
-          </w:p>
-        </w:tc>
-        <w:tc>
-          <w:tcPr>
-            <w:tcW w:w="2160" w:type="dxa"/>
-            <w:tcBorders>
-              <w:top w:val="nil"/>
-              <w:left w:val="nil"/>
-              <w:bottom w:val="single" w:sz="8" w:space="0" w:color="auto"/>
-              <w:right w:val="single" w:sz="8" w:space="0" w:color="auto"/>
-            </w:tcBorders>
-            <w:vAlign w:val="bottom"/>
+          </w:p>
+        </w:tc>
+        <w:tc>
+          <w:tcPr>
+            <w:tcW w:w="2430" w:type="dxa"/>
+            <w:tcBorders>
+              <w:top w:val="nil"/>
+              <w:left w:val="nil"/>
+              <w:bottom w:val="single" w:sz="8" w:space="0" w:color="auto"/>
+              <w:right w:val="single" w:sz="8" w:space="0" w:color="auto"/>
+            </w:tcBorders>
           </w:tcPr>
           <w:p>
             <w:pPr>
@@ -2052,38 +1917,6 @@
         </w:tc>
         <w:tc>
           <w:tcPr>
-            <w:tcW w:w="2430" w:type="dxa"/>
-            <w:tcBorders>
-              <w:top w:val="nil"/>
-              <w:left w:val="nil"/>
-              <w:bottom w:val="single" w:sz="8" w:space="0" w:color="auto"/>
-              <w:right w:val="single" w:sz="8" w:space="0" w:color="auto"/>
-            </w:tcBorders>
-          </w:tcPr>
-          <w:p>
-            <w:pPr>
-              <w:widowControl w:val="0"/>
-              <w:autoSpaceDE w:val="0"/>
-              <w:autoSpaceDN w:val="0"/>
-              <w:adjustRightInd w:val="0"/>
-              <w:rPr>
-                <w:sz w:val="18"/>
-                <w:szCs w:val="18"/>
-                <w:lang w:val="fi-FI"/>
-              </w:rPr>
-            </w:pPr>
-            <w:r>
-              <w:rPr>
-                <w:sz w:val="18"/>
-                <w:szCs w:val="18"/>
-                <w:lang w:val="fi-FI"/>
-              </w:rPr>
-              <w:t xml:space="preserve"> Data tallennettu</w:t>
-            </w:r>
-          </w:p>
-        </w:tc>
-        <w:tc>
-          <w:tcPr>
             <w:tcW w:w="2250" w:type="dxa"/>
             <w:tcBorders>
               <w:top w:val="nil"/>
@@ -2112,14 +1945,6 @@
               </w:rPr>
               <w:t xml:space="preserve"> </w:t>
             </w:r>
-            <w:r>
-              <w:rPr>
-                <w:sz w:val="18"/>
-                <w:szCs w:val="18"/>
-                <w:lang w:val="fi-FI"/>
-              </w:rPr>
-              <w:t>&lt;-</w:t>
-            </w:r>
           </w:p>
         </w:tc>
         <w:tc>
@@ -2144,14 +1969,6 @@
                 <w:lang w:val="fi-FI"/>
               </w:rPr>
             </w:pPr>
-            <w:r>
-              <w:rPr>
-                <w:sz w:val="18"/>
-                <w:szCs w:val="18"/>
-                <w:lang w:val="fi-FI"/>
-              </w:rPr>
-              <w:t>Läpi</w:t>
-            </w:r>
           </w:p>
         </w:tc>
         <w:tc>
@@ -2240,6 +2057,55 @@
                 <w:lang w:val="fi-FI"/>
               </w:rPr>
             </w:pPr>
+          </w:p>
+        </w:tc>
+        <w:tc>
+          <w:tcPr>
+            <w:tcW w:w="2160" w:type="dxa"/>
+            <w:tcBorders>
+              <w:top w:val="nil"/>
+              <w:left w:val="nil"/>
+              <w:bottom w:val="single" w:sz="8" w:space="0" w:color="auto"/>
+              <w:right w:val="single" w:sz="8" w:space="0" w:color="auto"/>
+            </w:tcBorders>
+            <w:vAlign w:val="bottom"/>
+          </w:tcPr>
+          <w:p>
+            <w:pPr>
+              <w:widowControl w:val="0"/>
+              <w:autoSpaceDE w:val="0"/>
+              <w:autoSpaceDN w:val="0"/>
+              <w:adjustRightInd w:val="0"/>
+              <w:rPr>
+                <w:sz w:val="18"/>
+                <w:szCs w:val="18"/>
+                <w:lang w:val="fi-FI"/>
+              </w:rPr>
+            </w:pPr>
+          </w:p>
+        </w:tc>
+        <w:tc>
+          <w:tcPr>
+            <w:tcW w:w="2430" w:type="dxa"/>
+            <w:tcBorders>
+              <w:top w:val="nil"/>
+              <w:left w:val="nil"/>
+              <w:bottom w:val="single" w:sz="8" w:space="0" w:color="auto"/>
+              <w:right w:val="single" w:sz="8" w:space="0" w:color="auto"/>
+            </w:tcBorders>
+          </w:tcPr>
+          <w:p>
+            <w:pPr>
+              <w:widowControl w:val="0"/>
+              <w:autoSpaceDE w:val="0"/>
+              <w:autoSpaceDN w:val="0"/>
+              <w:adjustRightInd w:val="0"/>
+              <w:rPr>
+                <w:sz w:val="18"/>
+                <w:szCs w:val="18"/>
+                <w:lang w:val="fi-FI"/>
+              </w:rPr>
+            </w:pPr>
             <w:r>
               <w:rPr>
                 <w:sz w:val="18"/>
@@ -2248,71 +2114,6 @@
               </w:rPr>
               <w:t xml:space="preserve"> </w:t>
             </w:r>
-            <w:r>
-              <w:rPr>
-                <w:sz w:val="18"/>
-                <w:szCs w:val="18"/>
-                <w:lang w:val="fi-FI"/>
-              </w:rPr>
-              <w:t>Laske jitter</w:t>
-            </w:r>
-          </w:p>
-        </w:tc>
-        <w:tc>
-          <w:tcPr>
-            <w:tcW w:w="2160" w:type="dxa"/>
-            <w:tcBorders>
-              <w:top w:val="nil"/>
-              <w:left w:val="nil"/>
-              <w:bottom w:val="single" w:sz="8" w:space="0" w:color="auto"/>
-              <w:right w:val="single" w:sz="8" w:space="0" w:color="auto"/>
-            </w:tcBorders>
-            <w:vAlign w:val="bottom"/>
-          </w:tcPr>
-          <w:p>
-            <w:pPr>
-              <w:widowControl w:val="0"/>
-              <w:autoSpaceDE w:val="0"/>
-              <w:autoSpaceDN w:val="0"/>
-              <w:adjustRightInd w:val="0"/>
-              <w:rPr>
-                <w:sz w:val="18"/>
-                <w:szCs w:val="18"/>
-                <w:lang w:val="fi-FI"/>
-              </w:rPr>
-            </w:pPr>
-          </w:p>
-        </w:tc>
-        <w:tc>
-          <w:tcPr>
-            <w:tcW w:w="2430" w:type="dxa"/>
-            <w:tcBorders>
-              <w:top w:val="nil"/>
-              <w:left w:val="nil"/>
-              <w:bottom w:val="single" w:sz="8" w:space="0" w:color="auto"/>
-              <w:right w:val="single" w:sz="8" w:space="0" w:color="auto"/>
-            </w:tcBorders>
-          </w:tcPr>
-          <w:p>
-            <w:pPr>
-              <w:widowControl w:val="0"/>
-              <w:autoSpaceDE w:val="0"/>
-              <w:autoSpaceDN w:val="0"/>
-              <w:adjustRightInd w:val="0"/>
-              <w:rPr>
-                <w:sz w:val="18"/>
-                <w:szCs w:val="18"/>
-                <w:lang w:val="fi-FI"/>
-              </w:rPr>
-            </w:pPr>
-            <w:r>
-              <w:rPr>
-                <w:sz w:val="18"/>
-                <w:szCs w:val="18"/>
-                <w:lang w:val="fi-FI"/>
-              </w:rPr>
-              <w:t xml:space="preserve"> jitter laskettavissa</w:t>
-            </w:r>
           </w:p>
         </w:tc>
         <w:tc>
@@ -2343,7 +2144,7 @@
                 <w:szCs w:val="18"/>
                 <w:lang w:val="fi-FI"/>
               </w:rPr>
-              <w:t xml:space="preserve"> &lt;-</w:t>
+              <w:t xml:space="preserve"> </w:t>
             </w:r>
           </w:p>
         </w:tc>
@@ -2369,14 +2170,6 @@
                 <w:lang w:val="fi-FI"/>
               </w:rPr>
             </w:pPr>
-            <w:r>
-              <w:rPr>
-                <w:sz w:val="18"/>
-                <w:szCs w:val="18"/>
-                <w:lang w:val="fi-FI"/>
-              </w:rPr>
-              <w:t>Läpi</w:t>
-            </w:r>
           </w:p>
         </w:tc>
         <w:tc>
@@ -2956,18 +2749,6 @@
           <w:lang w:val="fi-FI"/>
         </w:rPr>
         <w:tab/>
-      </w:r>
-      <w:r>
-        <w:rPr>
-          <w:lang w:val="fi-FI"/>
-        </w:rPr>
-        <w:t xml:space="preserve">Yhteys vakaa. Hajonta 10 – 13 ms. Yksittäinen piikki 34ms. </w:t>
-      </w:r>
-      <w:r>
-        <w:rPr>
-          <w:lang w:val="fi-FI"/>
-        </w:rPr>
-        <w:t>Jitter = 34-10 = 24ms.</w:t>
       </w:r>
     </w:p>
     <w:p>
